--- a/EmPower_Project_Report.docx
+++ b/EmPower_Project_Report.docx
@@ -553,7 +553,7 @@
         <w:rPr>
           <w:rFonts w:ascii="Arial" w:hAnsi="Arial"/>
         </w:rPr>
-        <w:t>Implemented in Factory/EmployeeFactory.java (CreateEmployee method), invoked by EmployeeService.java and EmployeeRepository.java.</w:t>
+        <w:t>Implemented via abstract creator Factory/EmployeeFactory.java and concrete factory subclasses (AdminEmployeeFactory, HrEmployeeFactory, StandardEmployeeFactory, InternEmployeeFactory).</w:t>
       </w:r>
     </w:p>
     <w:p>
@@ -572,7 +572,7 @@
         <w:rPr>
           <w:rFonts w:ascii="Arial" w:hAnsi="Arial"/>
         </w:rPr>
-        <w:t>Hiring employees or loading records from users.txt requires instantiating specific subclass types based on a role string ('Admin', 'HR', 'Employee', 'Intern'). Using raw 'new' statements across multiple classes creates code duplication.</w:t>
+        <w:t>Hiring employees or loading records from users.txt requires instantiating specific subclass types based on a role string ('Admin', 'HR', 'Employee', 'Intern'). Factory Method provides a dedicated Creator class hierarchy that overrides CreateEmployee() to return concrete employee instances.</w:t>
       </w:r>
     </w:p>
     <w:p>
@@ -591,7 +591,7 @@
         <w:rPr>
           <w:rFonts w:ascii="Arial" w:hAnsi="Arial"/>
         </w:rPr>
-        <w:t>Centralizes creation logic into a single method. If a new role (e.g. 'Manager') is added in the future, only EmployeeFactory needs to be updated, leaving repository and service code untouched.</w:t>
+        <w:t>Strictly enforces the Open-Closed Principle (OCP). Adding a new role (e.g. 'Manager') only requires introducing a ManagerMember model and a ManagerEmployeeFactory subclass without modifying any existing factory or repository code.</w:t>
       </w:r>
     </w:p>
     <w:p>
